--- a/por/docx/016.content.docx
+++ b/por/docx/016.content.docx
@@ -150,26 +150,6 @@
           <w:lang w:val="pt_PT" w:bidi="pt_PT"/>
         </w:rPr>
         <w:t>O</w:t>
-      </w:r>
-      <w:r>
-        <w:rPr>
-          <w:lang w:val="pt_PT" w:bidi="pt_PT"/>
-        </w:rPr>
-      </w:r>
-    </w:p>
-    <w:p>
-      <w:pPr/>
-      <w:r>
-        <w:rPr>
-          <w:lang w:val="pt_PT" w:bidi="pt_PT"/>
-        </w:rPr>
-      </w:r>
-      <w:r>
-        <w:rPr>
-          <w:i/>
-          <w:lang w:val="pt_PT" w:bidi="pt_PT"/>
-        </w:rPr>
-        <w:t>O amor de Deus por Israel, O amor pactual de Deus, O anticristo, O banquete messiânico, O clímax das escrituras, O colapso da cultura, O compassivo curador, O coração nos Salmos, O crescimento da igreja, O Deus desconhecido, O Dia do Senhor, O Dia está chegando, O dom da profecia, O espírito da lei, O Filho de Deus, O Filho do Homem, O governo e poder de Deus sobre todas as nações, O hino de Cristo: a natureza divina de Cristo, O lar, O Messias, O mistério das boas-novas, O mundo, O nascimento de Cristo, O pacto rompido, O papel de Paulo como apóstolo, O pastor, O pecado entra no mundo, O pequeno chifre, O profeta sofredor, O propósito da aliança do Sinai, O propósito dos julgamentos, O que é bom, O redentor da família, O Rei-Criador, O remanescente, O retorno da presença de Deus com seu povo, O Santo de Israel, O santuário central, O segredo do Messias, O Senhor das nações, O servo líder, O tabernáculo, O teatro e o Apocalipse, O trabalho do Espírito Santo, O velho reino e o novo, Ódio étnico, Opressão do povo de Deus, Orações de Jesus, Orações por vingança, Orgulho e humildade, Os justos sofrem, Os mil anos (O Milênio), Os perigos do pecado, Os pobres e necessitados nos Salmos, Os propósitos inescrutáveis de Deus na história, Os setenta conjuntos de sete</w:t>
       </w:r>
       <w:r>
         <w:rPr>

--- a/por/docx/016.content.docx
+++ b/por/docx/016.content.docx
@@ -19,7 +19,7 @@
         <w:rPr>
           <w:lang w:val="pt_PT" w:bidi="pt_PT"/>
         </w:rPr>
-        <w:t>Resource: Study Notes - Themes (Tyndale)</w:t>
+        <w:t>Resource: Tyndale Open Study Notes</w:t>
       </w:r>
       <w:r>
         <w:rPr>
@@ -112,7 +112,7 @@
         <w:rPr>
           <w:lang w:val="pt_PT" w:bidi="pt_PT"/>
         </w:rPr>
-        <w:t>Study Notes - Themes (Tyndale)</w:t>
+        <w:t>Tyndale Open Study Notes</w:t>
       </w:r>
     </w:p>
     <w:p>

--- a/por/docx/016.content.docx
+++ b/por/docx/016.content.docx
@@ -19,7 +19,7 @@
         <w:rPr>
           <w:lang w:val="pt_PT" w:bidi="pt_PT"/>
         </w:rPr>
-        <w:t>Resource: Tyndale Open Study Notes</w:t>
+        <w:t>Resource: Aquifer Open Study Notes (Themes)</w:t>
       </w:r>
       <w:r>
         <w:rPr>
@@ -112,7 +112,7 @@
         <w:rPr>
           <w:lang w:val="pt_PT" w:bidi="pt_PT"/>
         </w:rPr>
-        <w:t>Tyndale Open Study Notes</w:t>
+        <w:t>Aquifer Open Study Notes (Themes)</w:t>
       </w:r>
     </w:p>
     <w:p>

--- a/por/docx/016.content.docx
+++ b/por/docx/016.content.docx
@@ -233,36 +233,24 @@
         </w:rPr>
         <w:t xml:space="preserve">O livro de Daniel descreve duas visões importantes que mostram como Deus governa toda a história. O rei Nabucodonosor da Babilônia teve a primeira visão (capítulo </w:t>
       </w:r>
-      <w:hyperlink r:id="rId13">
-        <w:r>
-          <w:rPr>
-            <w:lang w:val="pt_PT" w:bidi="pt_PT"/>
-          </w:rPr>
-          <w:rPr>
-            <w:color w:val="0000EE"/>
-            <w:u w:val="single"/>
-          </w:rPr>
-          <w:t>2</w:t>
-        </w:r>
-      </w:hyperlink>
+      <w:r>
+        <w:rPr>
+          <w:lang w:val="pt_PT" w:bidi="pt_PT"/>
+        </w:rPr>
+        <w:t>2</w:t>
+      </w:r>
       <w:r>
         <w:rPr>
           <w:lang w:val="pt_PT" w:bidi="pt_PT"/>
         </w:rPr>
         <w:t xml:space="preserve">), e o profeta Daniel teve uma visão semelhante (capítulo </w:t>
       </w:r>
-      <w:hyperlink r:id="rId14">
-        <w:r>
-          <w:rPr>
-            <w:lang w:val="pt_PT" w:bidi="pt_PT"/>
-          </w:rPr>
-          <w:rPr>
-            <w:color w:val="0000EE"/>
-            <w:u w:val="single"/>
-          </w:rPr>
-          <w:t>7</w:t>
-        </w:r>
-      </w:hyperlink>
+      <w:r>
+        <w:rPr>
+          <w:lang w:val="pt_PT" w:bidi="pt_PT"/>
+        </w:rPr>
+        <w:t>7</w:t>
+      </w:r>
       <w:r>
         <w:rPr>
           <w:lang w:val="pt_PT" w:bidi="pt_PT"/>
@@ -397,72 +385,48 @@
         </w:rPr>
         <w:t>As pessoas geralmente consideram Roma como o quarto reino. No entanto, as qualidades malignas e desumanas descritas na visão vão além do Império Romano histórico. As visões apresentam uma perspectiva do mundo e seus governos. O reino de Deus destruirá e substituirá todos eles. É "uma pedra... cortada" (</w:t>
       </w:r>
-      <w:hyperlink r:id="rId15">
-        <w:r>
-          <w:rPr>
-            <w:lang w:val="pt_PT" w:bidi="pt_PT"/>
-          </w:rPr>
-          <w:rPr>
-            <w:color w:val="0000EE"/>
-            <w:u w:val="single"/>
-          </w:rPr>
-          <w:t>Daniel 2.34</w:t>
-        </w:r>
-      </w:hyperlink>
+      <w:r>
+        <w:rPr>
+          <w:lang w:val="pt_PT" w:bidi="pt_PT"/>
+        </w:rPr>
+        <w:t>Daniel 2.34</w:t>
+      </w:r>
       <w:r>
         <w:rPr>
           <w:lang w:val="pt_PT" w:bidi="pt_PT"/>
         </w:rPr>
         <w:t xml:space="preserve">). No capítulo </w:t>
       </w:r>
-      <w:hyperlink r:id="rId13">
-        <w:r>
-          <w:rPr>
-            <w:lang w:val="pt_PT" w:bidi="pt_PT"/>
-          </w:rPr>
-          <w:rPr>
-            <w:color w:val="0000EE"/>
-            <w:u w:val="single"/>
-          </w:rPr>
-          <w:t>2</w:t>
-        </w:r>
-      </w:hyperlink>
+      <w:r>
+        <w:rPr>
+          <w:lang w:val="pt_PT" w:bidi="pt_PT"/>
+        </w:rPr>
+        <w:t>2</w:t>
+      </w:r>
       <w:r>
         <w:rPr>
           <w:lang w:val="pt_PT" w:bidi="pt_PT"/>
         </w:rPr>
         <w:t xml:space="preserve">, os metais da estátua tornam-se menos valiosos, enquanto no capítulo </w:t>
       </w:r>
-      <w:hyperlink r:id="rId14">
-        <w:r>
-          <w:rPr>
-            <w:lang w:val="pt_PT" w:bidi="pt_PT"/>
-          </w:rPr>
-          <w:rPr>
-            <w:color w:val="0000EE"/>
-            <w:u w:val="single"/>
-          </w:rPr>
-          <w:t>7</w:t>
-        </w:r>
-      </w:hyperlink>
+      <w:r>
+        <w:rPr>
+          <w:lang w:val="pt_PT" w:bidi="pt_PT"/>
+        </w:rPr>
+        <w:t>7</w:t>
+      </w:r>
       <w:r>
         <w:rPr>
           <w:lang w:val="pt_PT" w:bidi="pt_PT"/>
         </w:rPr>
         <w:t>, a imagem dos animais torna-se mais feroz e violenta. Essas características indicam um declínio na civilização humana ao longo do tempo, mesmo enquanto o reino de Deus aumenta em poder e tamanho (</w:t>
       </w:r>
-      <w:hyperlink r:id="rId16">
-        <w:r>
-          <w:rPr>
-            <w:lang w:val="pt_PT" w:bidi="pt_PT"/>
-          </w:rPr>
-          <w:rPr>
-            <w:color w:val="0000EE"/>
-            <w:u w:val="single"/>
-          </w:rPr>
-          <w:t>2.35</w:t>
-        </w:r>
-      </w:hyperlink>
+      <w:r>
+        <w:rPr>
+          <w:lang w:val="pt_PT" w:bidi="pt_PT"/>
+        </w:rPr>
+        <w:t>2.35</w:t>
+      </w:r>
       <w:r>
         <w:rPr>
           <w:lang w:val="pt_PT" w:bidi="pt_PT"/>
@@ -492,36 +456,24 @@
           <w:lang w:val="pt_PT" w:bidi="pt_PT"/>
         </w:rPr>
       </w:r>
-      <w:hyperlink r:id="rId13">
-        <w:r>
-          <w:rPr>
-            <w:lang w:val="pt_PT" w:bidi="pt_PT"/>
-          </w:rPr>
-          <w:rPr>
-            <w:color w:val="0000EE"/>
-            <w:u w:val="single"/>
-          </w:rPr>
-          <w:t>Daniel 2.1–49</w:t>
-        </w:r>
-      </w:hyperlink>
+      <w:r>
+        <w:rPr>
+          <w:lang w:val="pt_PT" w:bidi="pt_PT"/>
+        </w:rPr>
+        <w:t>Daniel 2.1–49</w:t>
+      </w:r>
       <w:r>
         <w:rPr>
           <w:lang w:val="pt_PT" w:bidi="pt_PT"/>
         </w:rPr>
         <w:t xml:space="preserve">; </w:t>
       </w:r>
-      <w:hyperlink r:id="rId14">
-        <w:r>
-          <w:rPr>
-            <w:lang w:val="pt_PT" w:bidi="pt_PT"/>
-          </w:rPr>
-          <w:rPr>
-            <w:color w:val="0000EE"/>
-            <w:u w:val="single"/>
-          </w:rPr>
-          <w:t>7.1–28</w:t>
-        </w:r>
-      </w:hyperlink>
+      <w:r>
+        <w:rPr>
+          <w:lang w:val="pt_PT" w:bidi="pt_PT"/>
+        </w:rPr>
+        <w:t>7.1–28</w:t>
+      </w:r>
       <w:r>
         <w:rPr>
           <w:lang w:val="pt_PT" w:bidi="pt_PT"/>
